--- a/docs/papers/applied-energy-latex/submission/cover_letter.docx
+++ b/docs/papers/applied-energy-latex/submission/cover_letter.docx
@@ -119,7 +119,7 @@
         <w:spacing w:after="100" w:line="276" w:lineRule="auto"/>
         <w:ind w:firstLineChars="200" w:firstLine="420"/>
         <w:rPr>
-          <w:rFonts w:hint="eastAsia"/>
+          <w:rFonts w:cs="Times New Roman" w:hint="eastAsia"/>
           <w:szCs w:val="21"/>
         </w:rPr>
       </w:pPr>
@@ -151,36 +151,38 @@
           <w:rFonts w:eastAsia="Times New Roman" w:cs="Times New Roman"/>
           <w:szCs w:val="21"/>
         </w:rPr>
-        <w:t>Qiming Fu and Jianping Chen</w:t>
-      </w:r>
-    </w:p>
-    <w:p>
-      <w:pPr>
-        <w:spacing w:after="100" w:line="276" w:lineRule="auto"/>
-        <w:rPr>
-          <w:szCs w:val="21"/>
-        </w:rPr>
-      </w:pPr>
-      <w:r>
-        <w:rPr>
-          <w:rFonts w:eastAsia="Times New Roman" w:cs="Times New Roman"/>
-          <w:szCs w:val="21"/>
-        </w:rPr>
-        <w:t>Corresponding authors</w:t>
-      </w:r>
-      <w:r>
-        <w:rPr>
-          <w:rFonts w:hint="eastAsia"/>
-          <w:szCs w:val="21"/>
-        </w:rPr>
-        <w:t xml:space="preserve"> </w:t>
-      </w:r>
-      <w:r>
-        <w:rPr>
-          <w:rFonts w:eastAsia="Times New Roman" w:cs="Times New Roman"/>
-          <w:szCs w:val="21"/>
-        </w:rPr>
-        <w:t>E-mail: fqm_1@126.com; alanjpchen@hotmail.com</w:t>
+        <w:t>Qiming Fu</w:t>
+      </w:r>
+    </w:p>
+    <w:p>
+      <w:pPr>
+        <w:spacing w:after="100" w:line="276" w:lineRule="auto"/>
+        <w:rPr>
+          <w:rFonts w:cs="Times New Roman"/>
+          <w:szCs w:val="21"/>
+        </w:rPr>
+      </w:pPr>
+      <w:r>
+        <w:rPr>
+          <w:rFonts w:eastAsia="Times New Roman" w:cs="Times New Roman"/>
+          <w:szCs w:val="21"/>
+        </w:rPr>
+        <w:t>Corresponding author</w:t>
+      </w:r>
+    </w:p>
+    <w:p>
+      <w:pPr>
+        <w:spacing w:after="100" w:line="276" w:lineRule="auto"/>
+        <w:rPr>
+          <w:szCs w:val="21"/>
+        </w:rPr>
+      </w:pPr>
+      <w:r>
+        <w:rPr>
+          <w:rFonts w:eastAsia="Times New Roman" w:cs="Times New Roman"/>
+          <w:szCs w:val="21"/>
+        </w:rPr>
+        <w:t>E-mail: fqm_1@126.com</w:t>
       </w:r>
     </w:p>
     <w:p>
